--- a/docs/EntregablesFebrero/1. DIAGRAMA DE ARQUITECTURA Y COMPONENTES DE LOS SISTEMAS WEB EN DESARROLLO-febrero.docx
+++ b/docs/EntregablesFebrero/1. DIAGRAMA DE ARQUITECTURA Y COMPONENTES DE LOS SISTEMAS WEB EN DESARROLLO-febrero.docx
@@ -7,16 +7,6 @@
         <w:spacing w:line="360" w:lineRule="auto"/>
         <w:jc w:val="both"/>
         <w:rPr>
-          <w:rFonts w:ascii="Montserrat" w:hAnsi="Montserrat"/>
-          <w:b/>
-          <w:bCs/>
-          <w:sz w:val="24"/>
-          <w:szCs w:val="24"/>
-          <w:lang w:val="es-MX"/>
-        </w:rPr>
-      </w:pPr>
-      <w:r>
-        <w:rPr>
           <w:rFonts w:ascii="Montserrat" w:eastAsia="Times New Roman" w:hAnsi="Montserrat" w:cs="Times New Roman"/>
           <w:b/>
           <w:bCs/>
@@ -25,6 +15,17 @@
           <w:szCs w:val="24"/>
           <w:lang w:val="es-MX" w:eastAsia="es-MX"/>
         </w:rPr>
+      </w:pPr>
+      <w:r>
+        <w:rPr>
+          <w:rFonts w:ascii="Montserrat" w:eastAsia="Times New Roman" w:hAnsi="Montserrat" w:cs="Times New Roman"/>
+          <w:b/>
+          <w:bCs/>
+          <w:color w:val="000000" w:themeColor="text1"/>
+          <w:sz w:val="24"/>
+          <w:szCs w:val="24"/>
+          <w:lang w:val="es-MX" w:eastAsia="es-MX"/>
+        </w:rPr>
         <w:t>DIAGRAMA DE ARQUITECTURA Y COMPONENTES DE LOS SISTEMAS WEB EN DESARROLLO, DETALLANDO LA ESTRUCTURA LÓGICA Y TECNOLÓGICA, INCLUYENDO MÓDULOS DE ANGULAR, LIBRERÍAS COMPLEMENTARIAS, SERVICIOS API, CONEXIONES GRAPHQL Y OTROS FRAMEWORKS</w:t>
       </w:r>
     </w:p>
@@ -33,15 +34,20 @@
         <w:spacing w:line="360" w:lineRule="auto"/>
         <w:jc w:val="both"/>
         <w:rPr>
-          <w:rFonts w:ascii="Montserrat" w:hAnsi="Montserrat"/>
+          <w:rFonts w:ascii="Montserrat" w:eastAsia="Times New Roman" w:hAnsi="Montserrat" w:cs="Times New Roman"/>
           <w:b/>
           <w:bCs/>
-          <w:sz w:val="24"/>
-          <w:szCs w:val="24"/>
-          <w:lang w:val="es-MX"/>
-        </w:rPr>
-      </w:pPr>
-      <w:r>
+          <w:color w:val="000000" w:themeColor="text1"/>
+          <w:sz w:val="24"/>
+          <w:szCs w:val="24"/>
+          <w:lang w:val="es-MX" w:eastAsia="es-MX"/>
+        </w:rPr>
+      </w:pPr>
+    </w:p>
+    <w:p>
+      <w:pPr>
+        <w:spacing w:line="360" w:lineRule="auto"/>
+        <w:jc w:val="both"/>
         <w:rPr>
           <w:rFonts w:ascii="Montserrat" w:hAnsi="Montserrat"/>
           <w:b/>
@@ -50,29 +56,30 @@
           <w:szCs w:val="24"/>
           <w:lang w:val="es-MX"/>
         </w:rPr>
-        <w:t>1.</w:t>
-      </w:r>
-      <w:r>
-        <w:rPr>
-          <w:rFonts w:ascii="Montserrat" w:hAnsi="Montserrat"/>
+      </w:pPr>
+      <w:r>
+        <w:rPr>
+          <w:rFonts w:ascii="Montserrat" w:eastAsia="Times New Roman" w:hAnsi="Montserrat" w:cs="Times New Roman"/>
           <w:b/>
           <w:bCs/>
-          <w:sz w:val="24"/>
-          <w:szCs w:val="24"/>
-          <w:lang w:val="es-MX"/>
-        </w:rPr>
-        <w:t xml:space="preserve"> </w:t>
-      </w:r>
-      <w:r>
-        <w:rPr>
-          <w:rFonts w:ascii="Montserrat" w:hAnsi="Montserrat"/>
+          <w:color w:val="000000" w:themeColor="text1"/>
+          <w:sz w:val="24"/>
+          <w:szCs w:val="24"/>
+          <w:lang w:val="es-MX" w:eastAsia="es-MX"/>
+        </w:rPr>
+        <w:t xml:space="preserve">Sistema </w:t>
+      </w:r>
+      <w:r>
+        <w:rPr>
+          <w:rFonts w:ascii="Montserrat" w:eastAsia="Times New Roman" w:hAnsi="Montserrat" w:cs="Times New Roman"/>
           <w:b/>
           <w:bCs/>
-          <w:sz w:val="24"/>
-          <w:szCs w:val="24"/>
-          <w:lang w:val="es-MX"/>
-        </w:rPr>
-        <w:t>Objetivo</w:t>
+          <w:color w:val="000000" w:themeColor="text1"/>
+          <w:sz w:val="24"/>
+          <w:szCs w:val="24"/>
+          <w:lang w:val="es-MX" w:eastAsia="es-MX"/>
+        </w:rPr>
+        <w:t>Plataforma de Recepción, Validación y Descarga de Archivos de la Segunda Aplicación de los Ejercicios Integradores del Aprendizaje (EIA).</w:t>
       </w:r>
     </w:p>
     <w:p>
@@ -81,34 +88,18 @@
         <w:jc w:val="both"/>
         <w:rPr>
           <w:rFonts w:ascii="Montserrat" w:hAnsi="Montserrat"/>
-          <w:sz w:val="24"/>
-          <w:szCs w:val="24"/>
-          <w:lang w:val="es-MX"/>
-        </w:rPr>
-      </w:pPr>
-      <w:r>
-        <w:rPr>
-          <w:rFonts w:ascii="Montserrat" w:hAnsi="Montserrat"/>
-          <w:sz w:val="24"/>
-          <w:szCs w:val="24"/>
-          <w:lang w:val="es-MX"/>
-        </w:rPr>
-        <w:t xml:space="preserve">Dar continuidad al entregable de arquitectura presentado en enero 2026, documentando de forma explícita los avances implementados durante febrero 2026 en las tres capas del sistema que fueron desarrolladas de manera integral: </w:t>
-      </w:r>
-      <w:proofErr w:type="spellStart"/>
-      <w:r>
-        <w:rPr>
-          <w:rFonts w:ascii="Montserrat" w:hAnsi="Montserrat"/>
           <w:b/>
           <w:bCs/>
           <w:sz w:val="24"/>
           <w:szCs w:val="24"/>
           <w:lang w:val="es-MX"/>
         </w:rPr>
-        <w:t>Frontend</w:t>
-      </w:r>
-      <w:proofErr w:type="spellEnd"/>
-      <w:r>
+      </w:pPr>
+    </w:p>
+    <w:p>
+      <w:pPr>
+        <w:spacing w:line="360" w:lineRule="auto"/>
+        <w:jc w:val="both"/>
         <w:rPr>
           <w:rFonts w:ascii="Montserrat" w:hAnsi="Montserrat"/>
           <w:b/>
@@ -117,18 +108,7 @@
           <w:szCs w:val="24"/>
           <w:lang w:val="es-MX"/>
         </w:rPr>
-        <w:t xml:space="preserve"> Angular</w:t>
-      </w:r>
-      <w:r>
-        <w:rPr>
-          <w:rFonts w:ascii="Montserrat" w:hAnsi="Montserrat"/>
-          <w:sz w:val="24"/>
-          <w:szCs w:val="24"/>
-          <w:lang w:val="es-MX"/>
-        </w:rPr>
-        <w:t xml:space="preserve">, </w:t>
-      </w:r>
-      <w:proofErr w:type="spellStart"/>
+      </w:pPr>
       <w:r>
         <w:rPr>
           <w:rFonts w:ascii="Montserrat" w:hAnsi="Montserrat"/>
@@ -138,9 +118,8 @@
           <w:szCs w:val="24"/>
           <w:lang w:val="es-MX"/>
         </w:rPr>
-        <w:t>Backend</w:t>
-      </w:r>
-      <w:proofErr w:type="spellEnd"/>
+        <w:t>1.</w:t>
+      </w:r>
       <w:r>
         <w:rPr>
           <w:rFonts w:ascii="Montserrat" w:hAnsi="Montserrat"/>
@@ -152,7 +131,6 @@
         </w:rPr>
         <w:t xml:space="preserve"> </w:t>
       </w:r>
-      <w:proofErr w:type="spellStart"/>
       <w:r>
         <w:rPr>
           <w:rFonts w:ascii="Montserrat" w:hAnsi="Montserrat"/>
@@ -162,9 +140,30 @@
           <w:szCs w:val="24"/>
           <w:lang w:val="es-MX"/>
         </w:rPr>
-        <w:t>GraphQL</w:t>
-      </w:r>
-      <w:proofErr w:type="spellEnd"/>
+        <w:t>Objetivo</w:t>
+      </w:r>
+    </w:p>
+    <w:p>
+      <w:pPr>
+        <w:spacing w:line="360" w:lineRule="auto"/>
+        <w:jc w:val="both"/>
+        <w:rPr>
+          <w:rFonts w:ascii="Montserrat" w:hAnsi="Montserrat"/>
+          <w:sz w:val="24"/>
+          <w:szCs w:val="24"/>
+          <w:lang w:val="es-MX"/>
+        </w:rPr>
+      </w:pPr>
+      <w:r>
+        <w:rPr>
+          <w:rFonts w:ascii="Montserrat" w:hAnsi="Montserrat"/>
+          <w:sz w:val="24"/>
+          <w:szCs w:val="24"/>
+          <w:lang w:val="es-MX"/>
+        </w:rPr>
+        <w:t xml:space="preserve">Dar continuidad al entregable de arquitectura presentado en enero 2026, documentando de forma explícita los avances implementados durante febrero 2026 en las tres capas del sistema que fueron desarrolladas de manera integral: </w:t>
+      </w:r>
+      <w:proofErr w:type="spellStart"/>
       <w:r>
         <w:rPr>
           <w:rFonts w:ascii="Montserrat" w:hAnsi="Montserrat"/>
@@ -174,17 +173,9 @@
           <w:szCs w:val="24"/>
           <w:lang w:val="es-MX"/>
         </w:rPr>
-        <w:t>/REST</w:t>
-      </w:r>
-      <w:r>
-        <w:rPr>
-          <w:rFonts w:ascii="Montserrat" w:hAnsi="Montserrat"/>
-          <w:sz w:val="24"/>
-          <w:szCs w:val="24"/>
-          <w:lang w:val="es-MX"/>
-        </w:rPr>
-        <w:t xml:space="preserve"> y </w:t>
-      </w:r>
+        <w:t>Frontend</w:t>
+      </w:r>
+      <w:proofErr w:type="spellEnd"/>
       <w:r>
         <w:rPr>
           <w:rFonts w:ascii="Montserrat" w:hAnsi="Montserrat"/>
@@ -194,6 +185,83 @@
           <w:szCs w:val="24"/>
           <w:lang w:val="es-MX"/>
         </w:rPr>
+        <w:t xml:space="preserve"> Angular</w:t>
+      </w:r>
+      <w:r>
+        <w:rPr>
+          <w:rFonts w:ascii="Montserrat" w:hAnsi="Montserrat"/>
+          <w:sz w:val="24"/>
+          <w:szCs w:val="24"/>
+          <w:lang w:val="es-MX"/>
+        </w:rPr>
+        <w:t xml:space="preserve">, </w:t>
+      </w:r>
+      <w:proofErr w:type="spellStart"/>
+      <w:r>
+        <w:rPr>
+          <w:rFonts w:ascii="Montserrat" w:hAnsi="Montserrat"/>
+          <w:b/>
+          <w:bCs/>
+          <w:sz w:val="24"/>
+          <w:szCs w:val="24"/>
+          <w:lang w:val="es-MX"/>
+        </w:rPr>
+        <w:t>Backend</w:t>
+      </w:r>
+      <w:proofErr w:type="spellEnd"/>
+      <w:r>
+        <w:rPr>
+          <w:rFonts w:ascii="Montserrat" w:hAnsi="Montserrat"/>
+          <w:b/>
+          <w:bCs/>
+          <w:sz w:val="24"/>
+          <w:szCs w:val="24"/>
+          <w:lang w:val="es-MX"/>
+        </w:rPr>
+        <w:t xml:space="preserve"> </w:t>
+      </w:r>
+      <w:proofErr w:type="spellStart"/>
+      <w:r>
+        <w:rPr>
+          <w:rFonts w:ascii="Montserrat" w:hAnsi="Montserrat"/>
+          <w:b/>
+          <w:bCs/>
+          <w:sz w:val="24"/>
+          <w:szCs w:val="24"/>
+          <w:lang w:val="es-MX"/>
+        </w:rPr>
+        <w:t>GraphQL</w:t>
+      </w:r>
+      <w:proofErr w:type="spellEnd"/>
+      <w:r>
+        <w:rPr>
+          <w:rFonts w:ascii="Montserrat" w:hAnsi="Montserrat"/>
+          <w:b/>
+          <w:bCs/>
+          <w:sz w:val="24"/>
+          <w:szCs w:val="24"/>
+          <w:lang w:val="es-MX"/>
+        </w:rPr>
+        <w:t>/REST</w:t>
+      </w:r>
+      <w:r>
+        <w:rPr>
+          <w:rFonts w:ascii="Montserrat" w:hAnsi="Montserrat"/>
+          <w:sz w:val="24"/>
+          <w:szCs w:val="24"/>
+          <w:lang w:val="es-MX"/>
+        </w:rPr>
+        <w:t xml:space="preserve"> y </w:t>
+      </w:r>
+      <w:r>
+        <w:rPr>
+          <w:rFonts w:ascii="Montserrat" w:hAnsi="Montserrat"/>
+          <w:b/>
+          <w:bCs/>
+          <w:sz w:val="24"/>
+          <w:szCs w:val="24"/>
+          <w:lang w:val="es-MX"/>
+        </w:rPr>
         <w:t>Base de Datos PostgreSQL</w:t>
       </w:r>
       <w:r>
@@ -359,6 +427,7 @@
           <w:szCs w:val="24"/>
           <w:lang w:val="es-MX"/>
         </w:rPr>
+        <w:lastRenderedPageBreak/>
         <w:t xml:space="preserve">En este periodo se añadieron y consolidaron: </w:t>
       </w:r>
     </w:p>
@@ -462,7 +531,6 @@
           <w:szCs w:val="24"/>
           <w:lang w:val="es-MX"/>
         </w:rPr>
-        <w:lastRenderedPageBreak/>
         <w:t xml:space="preserve">- Exposición de </w:t>
       </w:r>
       <w:proofErr w:type="spellStart"/>
@@ -861,7 +929,11 @@
           <w:lang w:val="es-MX"/>
         </w:rPr>
       </w:pPr>
-      <w:r>
+    </w:p>
+    <w:p>
+      <w:pPr>
+        <w:spacing w:line="360" w:lineRule="auto"/>
+        <w:jc w:val="both"/>
         <w:rPr>
           <w:rFonts w:ascii="Montserrat" w:hAnsi="Montserrat"/>
           <w:b/>
@@ -870,6 +942,17 @@
           <w:szCs w:val="24"/>
           <w:lang w:val="es-MX"/>
         </w:rPr>
+      </w:pPr>
+      <w:r>
+        <w:rPr>
+          <w:rFonts w:ascii="Montserrat" w:hAnsi="Montserrat"/>
+          <w:b/>
+          <w:bCs/>
+          <w:sz w:val="24"/>
+          <w:szCs w:val="24"/>
+          <w:lang w:val="es-MX"/>
+        </w:rPr>
+        <w:lastRenderedPageBreak/>
         <w:t>3.2 Capacidades Nuevas destacadas</w:t>
       </w:r>
     </w:p>
@@ -1031,9 +1114,22 @@
           <w:szCs w:val="24"/>
           <w:lang w:val="es-MX"/>
         </w:rPr>
-        <w:lastRenderedPageBreak/>
         <w:t>Integración REST para consumo de estadísticas por sistemas legados.</w:t>
       </w:r>
+    </w:p>
+    <w:p>
+      <w:pPr>
+        <w:spacing w:line="360" w:lineRule="auto"/>
+        <w:jc w:val="both"/>
+        <w:rPr>
+          <w:rFonts w:ascii="Montserrat" w:hAnsi="Montserrat"/>
+          <w:b/>
+          <w:bCs/>
+          <w:sz w:val="24"/>
+          <w:szCs w:val="24"/>
+          <w:lang w:val="es-MX"/>
+        </w:rPr>
+      </w:pPr>
     </w:p>
     <w:p>
       <w:pPr>
@@ -1271,7 +1367,11 @@
           <w:lang w:val="es-MX"/>
         </w:rPr>
       </w:pPr>
-      <w:r>
+    </w:p>
+    <w:p>
+      <w:pPr>
+        <w:spacing w:line="360" w:lineRule="auto"/>
+        <w:jc w:val="both"/>
         <w:rPr>
           <w:rFonts w:ascii="Montserrat" w:hAnsi="Montserrat"/>
           <w:b/>
@@ -1280,10 +1380,12 @@
           <w:szCs w:val="24"/>
           <w:lang w:val="es-MX"/>
         </w:rPr>
-        <w:t xml:space="preserve">5. Capa </w:t>
-      </w:r>
-      <w:proofErr w:type="spellStart"/>
-      <w:r>
+      </w:pPr>
+    </w:p>
+    <w:p>
+      <w:pPr>
+        <w:spacing w:line="360" w:lineRule="auto"/>
+        <w:jc w:val="both"/>
         <w:rPr>
           <w:rFonts w:ascii="Montserrat" w:hAnsi="Montserrat"/>
           <w:b/>
@@ -1292,9 +1394,7 @@
           <w:szCs w:val="24"/>
           <w:lang w:val="es-MX"/>
         </w:rPr>
-        <w:t>Frontend</w:t>
-      </w:r>
-      <w:proofErr w:type="spellEnd"/>
+      </w:pPr>
       <w:r>
         <w:rPr>
           <w:rFonts w:ascii="Montserrat" w:hAnsi="Montserrat"/>
@@ -1304,6 +1404,31 @@
           <w:szCs w:val="24"/>
           <w:lang w:val="es-MX"/>
         </w:rPr>
+        <w:lastRenderedPageBreak/>
+        <w:t xml:space="preserve">5. Capa </w:t>
+      </w:r>
+      <w:proofErr w:type="spellStart"/>
+      <w:r>
+        <w:rPr>
+          <w:rFonts w:ascii="Montserrat" w:hAnsi="Montserrat"/>
+          <w:b/>
+          <w:bCs/>
+          <w:sz w:val="24"/>
+          <w:szCs w:val="24"/>
+          <w:lang w:val="es-MX"/>
+        </w:rPr>
+        <w:t>Frontend</w:t>
+      </w:r>
+      <w:proofErr w:type="spellEnd"/>
+      <w:r>
+        <w:rPr>
+          <w:rFonts w:ascii="Montserrat" w:hAnsi="Montserrat"/>
+          <w:b/>
+          <w:bCs/>
+          <w:sz w:val="24"/>
+          <w:szCs w:val="24"/>
+          <w:lang w:val="es-MX"/>
+        </w:rPr>
         <w:t xml:space="preserve"> </w:t>
       </w:r>
     </w:p>
@@ -1571,7 +1696,11 @@
           <w:lang w:val="es-MX"/>
         </w:rPr>
       </w:pPr>
-      <w:r>
+    </w:p>
+    <w:p>
+      <w:pPr>
+        <w:spacing w:line="360" w:lineRule="auto"/>
+        <w:jc w:val="both"/>
         <w:rPr>
           <w:rFonts w:ascii="Montserrat" w:hAnsi="Montserrat"/>
           <w:b/>
@@ -1580,7 +1709,16 @@
           <w:szCs w:val="24"/>
           <w:lang w:val="es-MX"/>
         </w:rPr>
-        <w:lastRenderedPageBreak/>
+      </w:pPr>
+      <w:r>
+        <w:rPr>
+          <w:rFonts w:ascii="Montserrat" w:hAnsi="Montserrat"/>
+          <w:b/>
+          <w:bCs/>
+          <w:sz w:val="24"/>
+          <w:szCs w:val="24"/>
+          <w:lang w:val="es-MX"/>
+        </w:rPr>
         <w:t>5.2 Componentes reforzados</w:t>
       </w:r>
     </w:p>
@@ -1933,6 +2071,7 @@
           <w:szCs w:val="24"/>
           <w:lang w:val="es-MX"/>
         </w:rPr>
+        <w:lastRenderedPageBreak/>
         <w:t xml:space="preserve">5.3 Servicios </w:t>
       </w:r>
       <w:proofErr w:type="spellStart"/>
@@ -2310,6 +2449,20 @@
         </w:rPr>
         <w:t xml:space="preserve">/REST) </w:t>
       </w:r>
+    </w:p>
+    <w:p>
+      <w:pPr>
+        <w:spacing w:line="360" w:lineRule="auto"/>
+        <w:jc w:val="both"/>
+        <w:rPr>
+          <w:rFonts w:ascii="Montserrat" w:hAnsi="Montserrat"/>
+          <w:b/>
+          <w:bCs/>
+          <w:sz w:val="24"/>
+          <w:szCs w:val="24"/>
+          <w:lang w:val="es-MX"/>
+        </w:rPr>
+      </w:pPr>
     </w:p>
     <w:p>
       <w:pPr>
@@ -2391,7 +2544,6 @@
           <w:szCs w:val="24"/>
           <w:lang w:val="es-MX"/>
         </w:rPr>
-        <w:lastRenderedPageBreak/>
         <w:t xml:space="preserve">Se consolidaron consultas para operación real: </w:t>
       </w:r>
     </w:p>
@@ -2659,31 +2811,13 @@
         <w:jc w:val="both"/>
         <w:rPr>
           <w:rFonts w:ascii="Montserrat" w:hAnsi="Montserrat"/>
-          <w:sz w:val="24"/>
-          <w:szCs w:val="24"/>
-          <w:lang w:val="es-MX"/>
-        </w:rPr>
-      </w:pPr>
-      <w:r>
-        <w:rPr>
-          <w:rFonts w:ascii="Montserrat" w:hAnsi="Montserrat"/>
           <w:b/>
           <w:bCs/>
           <w:sz w:val="24"/>
           <w:szCs w:val="24"/>
           <w:lang w:val="es-MX"/>
         </w:rPr>
-        <w:t>6.2 Nuevas mutaciones y ampliaciones</w:t>
-      </w:r>
-      <w:r>
-        <w:rPr>
-          <w:rFonts w:ascii="Montserrat" w:hAnsi="Montserrat"/>
-          <w:sz w:val="24"/>
-          <w:szCs w:val="24"/>
-          <w:lang w:val="es-MX"/>
-        </w:rPr>
-        <w:t xml:space="preserve"> </w:t>
-      </w:r>
+      </w:pPr>
     </w:p>
     <w:p>
       <w:pPr>
@@ -2699,11 +2833,23 @@
       <w:r>
         <w:rPr>
           <w:rFonts w:ascii="Montserrat" w:hAnsi="Montserrat"/>
-          <w:sz w:val="24"/>
-          <w:szCs w:val="24"/>
-          <w:lang w:val="es-MX"/>
-        </w:rPr>
-        <w:t xml:space="preserve">Se fortaleció la operación transaccional: </w:t>
+          <w:b/>
+          <w:bCs/>
+          <w:sz w:val="24"/>
+          <w:szCs w:val="24"/>
+          <w:lang w:val="es-MX"/>
+        </w:rPr>
+        <w:lastRenderedPageBreak/>
+        <w:t>6.2 Nuevas mutaciones y ampliaciones</w:t>
+      </w:r>
+      <w:r>
+        <w:rPr>
+          <w:rFonts w:ascii="Montserrat" w:hAnsi="Montserrat"/>
+          <w:sz w:val="24"/>
+          <w:szCs w:val="24"/>
+          <w:lang w:val="es-MX"/>
+        </w:rPr>
+        <w:t xml:space="preserve"> </w:t>
       </w:r>
     </w:p>
     <w:p>
@@ -2724,47 +2870,7 @@
           <w:szCs w:val="24"/>
           <w:lang w:val="es-MX"/>
         </w:rPr>
-        <w:t>- `</w:t>
-      </w:r>
-      <w:proofErr w:type="spellStart"/>
-      <w:r>
-        <w:rPr>
-          <w:rFonts w:ascii="Montserrat" w:hAnsi="Montserrat"/>
-          <w:sz w:val="24"/>
-          <w:szCs w:val="24"/>
-          <w:lang w:val="es-MX"/>
-        </w:rPr>
-        <w:t>respondToTicket</w:t>
-      </w:r>
-      <w:proofErr w:type="spellEnd"/>
-      <w:r>
-        <w:rPr>
-          <w:rFonts w:ascii="Montserrat" w:hAnsi="Montserrat"/>
-          <w:sz w:val="24"/>
-          <w:szCs w:val="24"/>
-          <w:lang w:val="es-MX"/>
-        </w:rPr>
-        <w:t>(</w:t>
-      </w:r>
-      <w:proofErr w:type="spellStart"/>
-      <w:r>
-        <w:rPr>
-          <w:rFonts w:ascii="Montserrat" w:hAnsi="Montserrat"/>
-          <w:sz w:val="24"/>
-          <w:szCs w:val="24"/>
-          <w:lang w:val="es-MX"/>
-        </w:rPr>
-        <w:t>ticketId</w:t>
-      </w:r>
-      <w:proofErr w:type="spellEnd"/>
-      <w:r>
-        <w:rPr>
-          <w:rFonts w:ascii="Montserrat" w:hAnsi="Montserrat"/>
-          <w:sz w:val="24"/>
-          <w:szCs w:val="24"/>
-          <w:lang w:val="es-MX"/>
-        </w:rPr>
-        <w:t xml:space="preserve">, respuesta, cerrar)` </w:t>
+        <w:t xml:space="preserve">Se fortaleció la operación transaccional: </w:t>
       </w:r>
     </w:p>
     <w:p>
@@ -2795,7 +2901,7 @@
           <w:szCs w:val="24"/>
           <w:lang w:val="es-MX"/>
         </w:rPr>
-        <w:t>deleteTicket</w:t>
+        <w:t>respondToTicket</w:t>
       </w:r>
       <w:proofErr w:type="spellEnd"/>
       <w:r>
@@ -2825,7 +2931,7 @@
           <w:szCs w:val="24"/>
           <w:lang w:val="es-MX"/>
         </w:rPr>
-        <w:t xml:space="preserve">)` (borrado lógico) </w:t>
+        <w:t xml:space="preserve">, respuesta, cerrar)` </w:t>
       </w:r>
     </w:p>
     <w:p>
@@ -2856,7 +2962,7 @@
           <w:szCs w:val="24"/>
           <w:lang w:val="es-MX"/>
         </w:rPr>
-        <w:t>uploadAssessmentResults</w:t>
+        <w:t>deleteTicket</w:t>
       </w:r>
       <w:proofErr w:type="spellEnd"/>
       <w:r>
@@ -2866,27 +2972,48 @@
           <w:szCs w:val="24"/>
           <w:lang w:val="es-MX"/>
         </w:rPr>
-        <w:t xml:space="preserve">(input)` para anexar resultados por solicitud. </w:t>
+        <w:t>(</w:t>
+      </w:r>
+      <w:proofErr w:type="spellStart"/>
+      <w:r>
+        <w:rPr>
+          <w:rFonts w:ascii="Montserrat" w:hAnsi="Montserrat"/>
+          <w:sz w:val="24"/>
+          <w:szCs w:val="24"/>
+          <w:lang w:val="es-MX"/>
+        </w:rPr>
+        <w:t>ticketId</w:t>
+      </w:r>
+      <w:proofErr w:type="spellEnd"/>
+      <w:r>
+        <w:rPr>
+          <w:rFonts w:ascii="Montserrat" w:hAnsi="Montserrat"/>
+          <w:sz w:val="24"/>
+          <w:szCs w:val="24"/>
+          <w:lang w:val="es-MX"/>
+        </w:rPr>
+        <w:t xml:space="preserve">)` (borrado lógico) </w:t>
       </w:r>
     </w:p>
     <w:p>
       <w:pPr>
         <w:spacing w:line="360" w:lineRule="auto"/>
-        <w:rPr>
-          <w:rFonts w:ascii="Montserrat" w:hAnsi="Montserrat"/>
-          <w:sz w:val="24"/>
-          <w:szCs w:val="24"/>
-          <w:lang w:val="es-MX"/>
-        </w:rPr>
-      </w:pPr>
-      <w:r>
-        <w:rPr>
-          <w:rFonts w:ascii="Montserrat" w:hAnsi="Montserrat"/>
-          <w:sz w:val="24"/>
-          <w:szCs w:val="24"/>
-          <w:lang w:val="es-MX"/>
-        </w:rPr>
-        <w:t>- Evoluciones en `</w:t>
+        <w:jc w:val="both"/>
+        <w:rPr>
+          <w:rFonts w:ascii="Montserrat" w:hAnsi="Montserrat"/>
+          <w:sz w:val="24"/>
+          <w:szCs w:val="24"/>
+          <w:lang w:val="es-MX"/>
+        </w:rPr>
+      </w:pPr>
+      <w:r>
+        <w:rPr>
+          <w:rFonts w:ascii="Montserrat" w:hAnsi="Montserrat"/>
+          <w:sz w:val="24"/>
+          <w:szCs w:val="24"/>
+          <w:lang w:val="es-MX"/>
+        </w:rPr>
+        <w:t>- `</w:t>
       </w:r>
       <w:proofErr w:type="spellStart"/>
       <w:r>
@@ -2896,7 +3023,7 @@
           <w:szCs w:val="24"/>
           <w:lang w:val="es-MX"/>
         </w:rPr>
-        <w:t>uploadExcelAssessment</w:t>
+        <w:t>uploadAssessmentResults</w:t>
       </w:r>
       <w:proofErr w:type="spellEnd"/>
       <w:r>
@@ -2906,25 +3033,7 @@
           <w:szCs w:val="24"/>
           <w:lang w:val="es-MX"/>
         </w:rPr>
-        <w:t>` para control de</w:t>
-      </w:r>
-      <w:r>
-        <w:rPr>
-          <w:rFonts w:ascii="Montserrat" w:hAnsi="Montserrat"/>
-          <w:sz w:val="24"/>
-          <w:szCs w:val="24"/>
-          <w:lang w:val="es-MX"/>
-        </w:rPr>
-        <w:t xml:space="preserve"> </w:t>
-      </w:r>
-      <w:r>
-        <w:rPr>
-          <w:rFonts w:ascii="Montserrat" w:hAnsi="Montserrat"/>
-          <w:sz w:val="24"/>
-          <w:szCs w:val="24"/>
-          <w:lang w:val="es-MX"/>
-        </w:rPr>
-        <w:t>carga/duplicados.</w:t>
+        <w:t xml:space="preserve">(input)` para anexar resultados por solicitud. </w:t>
       </w:r>
     </w:p>
     <w:p>
@@ -2937,6 +3046,53 @@
           <w:lang w:val="es-MX"/>
         </w:rPr>
       </w:pPr>
+      <w:r>
+        <w:rPr>
+          <w:rFonts w:ascii="Montserrat" w:hAnsi="Montserrat"/>
+          <w:sz w:val="24"/>
+          <w:szCs w:val="24"/>
+          <w:lang w:val="es-MX"/>
+        </w:rPr>
+        <w:t>- Evoluciones en `</w:t>
+      </w:r>
+      <w:proofErr w:type="spellStart"/>
+      <w:r>
+        <w:rPr>
+          <w:rFonts w:ascii="Montserrat" w:hAnsi="Montserrat"/>
+          <w:sz w:val="24"/>
+          <w:szCs w:val="24"/>
+          <w:lang w:val="es-MX"/>
+        </w:rPr>
+        <w:t>uploadExcelAssessment</w:t>
+      </w:r>
+      <w:proofErr w:type="spellEnd"/>
+      <w:r>
+        <w:rPr>
+          <w:rFonts w:ascii="Montserrat" w:hAnsi="Montserrat"/>
+          <w:sz w:val="24"/>
+          <w:szCs w:val="24"/>
+          <w:lang w:val="es-MX"/>
+        </w:rPr>
+        <w:t>` para control de</w:t>
+      </w:r>
+      <w:r>
+        <w:rPr>
+          <w:rFonts w:ascii="Montserrat" w:hAnsi="Montserrat"/>
+          <w:sz w:val="24"/>
+          <w:szCs w:val="24"/>
+          <w:lang w:val="es-MX"/>
+        </w:rPr>
+        <w:t xml:space="preserve"> </w:t>
+      </w:r>
+      <w:r>
+        <w:rPr>
+          <w:rFonts w:ascii="Montserrat" w:hAnsi="Montserrat"/>
+          <w:sz w:val="24"/>
+          <w:szCs w:val="24"/>
+          <w:lang w:val="es-MX"/>
+        </w:rPr>
+        <w:t>carga/duplicados.</w:t>
+      </w:r>
     </w:p>
     <w:p>
       <w:pPr>
@@ -2948,6 +3104,17 @@
           <w:lang w:val="es-MX"/>
         </w:rPr>
       </w:pPr>
+    </w:p>
+    <w:p>
+      <w:pPr>
+        <w:spacing w:line="360" w:lineRule="auto"/>
+        <w:rPr>
+          <w:rFonts w:ascii="Montserrat" w:hAnsi="Montserrat"/>
+          <w:sz w:val="24"/>
+          <w:szCs w:val="24"/>
+          <w:lang w:val="es-MX"/>
+        </w:rPr>
+      </w:pPr>
       <w:r>
         <w:rPr>
           <w:rFonts w:ascii="Montserrat" w:hAnsi="Montserrat"/>
@@ -3080,69 +3247,71 @@
           <w:rFonts w:ascii="Montserrat" w:hAnsi="Montserrat"/>
           <w:sz w:val="24"/>
           <w:szCs w:val="24"/>
-        </w:rPr>
-      </w:pPr>
+          <w:lang w:val="es-MX"/>
+        </w:rPr>
+      </w:pPr>
+      <w:r>
+        <w:rPr>
+          <w:rFonts w:ascii="Montserrat" w:hAnsi="Montserrat"/>
+          <w:sz w:val="24"/>
+          <w:szCs w:val="24"/>
+          <w:lang w:val="es-MX"/>
+        </w:rPr>
+        <w:t xml:space="preserve">Este </w:t>
+      </w:r>
+      <w:proofErr w:type="spellStart"/>
+      <w:r>
+        <w:rPr>
+          <w:rFonts w:ascii="Montserrat" w:hAnsi="Montserrat"/>
+          <w:sz w:val="24"/>
+          <w:szCs w:val="24"/>
+          <w:lang w:val="es-MX"/>
+        </w:rPr>
+        <w:t>endpoint</w:t>
+      </w:r>
+      <w:proofErr w:type="spellEnd"/>
+      <w:r>
+        <w:rPr>
+          <w:rFonts w:ascii="Montserrat" w:hAnsi="Montserrat"/>
+          <w:sz w:val="24"/>
+          <w:szCs w:val="24"/>
+          <w:lang w:val="es-MX"/>
+        </w:rPr>
+        <w:t xml:space="preserve"> entrega estadísticas de avance por CCT y complementa la estrategia de integración híbrida (</w:t>
+      </w:r>
+      <w:proofErr w:type="spellStart"/>
+      <w:r>
+        <w:rPr>
+          <w:rFonts w:ascii="Montserrat" w:hAnsi="Montserrat"/>
+          <w:sz w:val="24"/>
+          <w:szCs w:val="24"/>
+          <w:lang w:val="es-MX"/>
+        </w:rPr>
+        <w:t>GraphQL</w:t>
+      </w:r>
+      <w:proofErr w:type="spellEnd"/>
+      <w:r>
+        <w:rPr>
+          <w:rFonts w:ascii="Montserrat" w:hAnsi="Montserrat"/>
+          <w:sz w:val="24"/>
+          <w:szCs w:val="24"/>
+          <w:lang w:val="es-MX"/>
+        </w:rPr>
+        <w:t xml:space="preserve"> + REST).</w:t>
+      </w:r>
     </w:p>
     <w:p>
       <w:pPr>
         <w:spacing w:line="360" w:lineRule="auto"/>
         <w:rPr>
           <w:rFonts w:ascii="Montserrat" w:hAnsi="Montserrat"/>
-          <w:sz w:val="24"/>
-          <w:szCs w:val="24"/>
-          <w:lang w:val="es-MX"/>
-        </w:rPr>
-      </w:pPr>
-      <w:r>
-        <w:rPr>
-          <w:rFonts w:ascii="Montserrat" w:hAnsi="Montserrat"/>
-          <w:sz w:val="24"/>
-          <w:szCs w:val="24"/>
-          <w:lang w:val="es-MX"/>
-        </w:rPr>
-        <w:lastRenderedPageBreak/>
-        <w:t xml:space="preserve">Este </w:t>
-      </w:r>
-      <w:proofErr w:type="spellStart"/>
-      <w:r>
-        <w:rPr>
-          <w:rFonts w:ascii="Montserrat" w:hAnsi="Montserrat"/>
-          <w:sz w:val="24"/>
-          <w:szCs w:val="24"/>
-          <w:lang w:val="es-MX"/>
-        </w:rPr>
-        <w:t>endpoint</w:t>
-      </w:r>
-      <w:proofErr w:type="spellEnd"/>
-      <w:r>
-        <w:rPr>
-          <w:rFonts w:ascii="Montserrat" w:hAnsi="Montserrat"/>
-          <w:sz w:val="24"/>
-          <w:szCs w:val="24"/>
-          <w:lang w:val="es-MX"/>
-        </w:rPr>
-        <w:t xml:space="preserve"> entrega estadísticas de avance por CCT y complementa la estrategia de integración híbrida (</w:t>
-      </w:r>
-      <w:proofErr w:type="spellStart"/>
-      <w:r>
-        <w:rPr>
-          <w:rFonts w:ascii="Montserrat" w:hAnsi="Montserrat"/>
-          <w:sz w:val="24"/>
-          <w:szCs w:val="24"/>
-          <w:lang w:val="es-MX"/>
-        </w:rPr>
-        <w:t>GraphQL</w:t>
-      </w:r>
-      <w:proofErr w:type="spellEnd"/>
-      <w:r>
-        <w:rPr>
-          <w:rFonts w:ascii="Montserrat" w:hAnsi="Montserrat"/>
-          <w:sz w:val="24"/>
-          <w:szCs w:val="24"/>
-          <w:lang w:val="es-MX"/>
-        </w:rPr>
-        <w:t xml:space="preserve"> + REST).</w:t>
-      </w:r>
+          <w:b/>
+          <w:bCs/>
+          <w:sz w:val="24"/>
+          <w:szCs w:val="24"/>
+          <w:lang w:val="es-MX"/>
+        </w:rPr>
+      </w:pPr>
     </w:p>
     <w:p>
       <w:pPr>
@@ -3416,31 +3585,13 @@
         <w:jc w:val="both"/>
         <w:rPr>
           <w:rFonts w:ascii="Montserrat" w:hAnsi="Montserrat"/>
-          <w:sz w:val="24"/>
-          <w:szCs w:val="24"/>
-          <w:lang w:val="es-MX"/>
-        </w:rPr>
-      </w:pPr>
-      <w:r>
-        <w:rPr>
-          <w:rFonts w:ascii="Montserrat" w:hAnsi="Montserrat"/>
           <w:b/>
           <w:bCs/>
           <w:sz w:val="24"/>
           <w:szCs w:val="24"/>
           <w:lang w:val="es-MX"/>
         </w:rPr>
-        <w:t>7) Capa de datos (PostgreSQL) — avances de febrero</w:t>
-      </w:r>
-      <w:r>
-        <w:rPr>
-          <w:rFonts w:ascii="Montserrat" w:hAnsi="Montserrat"/>
-          <w:sz w:val="24"/>
-          <w:szCs w:val="24"/>
-          <w:lang w:val="es-MX"/>
-        </w:rPr>
-        <w:t xml:space="preserve"> </w:t>
-      </w:r>
+      </w:pPr>
     </w:p>
     <w:p>
       <w:pPr>
@@ -3453,6 +3604,27 @@
           <w:lang w:val="es-MX"/>
         </w:rPr>
       </w:pPr>
+      <w:r>
+        <w:rPr>
+          <w:rFonts w:ascii="Montserrat" w:hAnsi="Montserrat"/>
+          <w:b/>
+          <w:bCs/>
+          <w:sz w:val="24"/>
+          <w:szCs w:val="24"/>
+          <w:lang w:val="es-MX"/>
+        </w:rPr>
+        <w:lastRenderedPageBreak/>
+        <w:t>7) Capa de datos (PostgreSQL) — avances de febrero</w:t>
+      </w:r>
+      <w:r>
+        <w:rPr>
+          <w:rFonts w:ascii="Montserrat" w:hAnsi="Montserrat"/>
+          <w:sz w:val="24"/>
+          <w:szCs w:val="24"/>
+          <w:lang w:val="es-MX"/>
+        </w:rPr>
+        <w:t xml:space="preserve"> </w:t>
+      </w:r>
     </w:p>
     <w:p>
       <w:pPr>
@@ -3465,6 +3637,18 @@
           <w:lang w:val="es-MX"/>
         </w:rPr>
       </w:pPr>
+    </w:p>
+    <w:p>
+      <w:pPr>
+        <w:spacing w:line="360" w:lineRule="auto"/>
+        <w:jc w:val="both"/>
+        <w:rPr>
+          <w:rFonts w:ascii="Montserrat" w:hAnsi="Montserrat"/>
+          <w:sz w:val="24"/>
+          <w:szCs w:val="24"/>
+          <w:lang w:val="es-MX"/>
+        </w:rPr>
+      </w:pPr>
       <w:r>
         <w:rPr>
           <w:rFonts w:ascii="Montserrat" w:hAnsi="Montserrat"/>
@@ -3518,6 +3702,61 @@
           <w:lang w:val="es-MX"/>
         </w:rPr>
       </w:pPr>
+      <w:r>
+        <w:rPr>
+          <w:rFonts w:ascii="Montserrat" w:hAnsi="Montserrat"/>
+          <w:b/>
+          <w:bCs/>
+          <w:sz w:val="24"/>
+          <w:szCs w:val="24"/>
+          <w:lang w:val="es-MX"/>
+        </w:rPr>
+        <w:t>a)</w:t>
+      </w:r>
+      <w:r>
+        <w:rPr>
+          <w:rFonts w:ascii="Montserrat" w:hAnsi="Montserrat"/>
+          <w:b/>
+          <w:bCs/>
+          <w:sz w:val="24"/>
+          <w:szCs w:val="24"/>
+          <w:lang w:val="es-MX"/>
+        </w:rPr>
+        <w:t xml:space="preserve"> </w:t>
+      </w:r>
+      <w:r>
+        <w:rPr>
+          <w:rFonts w:ascii="Montserrat" w:hAnsi="Montserrat"/>
+          <w:b/>
+          <w:bCs/>
+          <w:sz w:val="24"/>
+          <w:szCs w:val="24"/>
+          <w:lang w:val="es-MX"/>
+        </w:rPr>
+        <w:t>`solicitudes</w:t>
+      </w:r>
+      <w:r>
+        <w:rPr>
+          <w:rFonts w:ascii="Montserrat" w:hAnsi="Montserrat"/>
+          <w:i/>
+          <w:iCs/>
+          <w:sz w:val="24"/>
+          <w:szCs w:val="24"/>
+          <w:lang w:val="es-MX"/>
+        </w:rPr>
+        <w:t>_eia2.usuario_</w:t>
+      </w:r>
+      <w:r>
+        <w:rPr>
+          <w:rFonts w:ascii="Montserrat" w:hAnsi="Montserrat"/>
+          <w:b/>
+          <w:bCs/>
+          <w:sz w:val="24"/>
+          <w:szCs w:val="24"/>
+          <w:lang w:val="es-MX"/>
+        </w:rPr>
+        <w:t>id` (UUID FK a `usuarios`)</w:t>
+      </w:r>
     </w:p>
     <w:p>
       <w:pPr>
@@ -3533,91 +3772,12 @@
       <w:r>
         <w:rPr>
           <w:rFonts w:ascii="Montserrat" w:hAnsi="Montserrat"/>
-          <w:b/>
-          <w:bCs/>
-          <w:sz w:val="24"/>
-          <w:szCs w:val="24"/>
-          <w:lang w:val="es-MX"/>
-        </w:rPr>
-        <w:t>a)</w:t>
-      </w:r>
-      <w:r>
-        <w:rPr>
-          <w:rFonts w:ascii="Montserrat" w:hAnsi="Montserrat"/>
-          <w:b/>
-          <w:bCs/>
-          <w:sz w:val="24"/>
-          <w:szCs w:val="24"/>
-          <w:lang w:val="es-MX"/>
-        </w:rPr>
-        <w:t xml:space="preserve"> </w:t>
-      </w:r>
-      <w:r>
-        <w:rPr>
-          <w:rFonts w:ascii="Montserrat" w:hAnsi="Montserrat"/>
-          <w:b/>
-          <w:bCs/>
-          <w:sz w:val="24"/>
-          <w:szCs w:val="24"/>
-          <w:lang w:val="es-MX"/>
-        </w:rPr>
-        <w:t>`solicitudes</w:t>
-      </w:r>
-      <w:r>
-        <w:rPr>
-          <w:rFonts w:ascii="Montserrat" w:hAnsi="Montserrat"/>
-          <w:i/>
-          <w:iCs/>
-          <w:sz w:val="24"/>
-          <w:szCs w:val="24"/>
-          <w:lang w:val="es-MX"/>
-        </w:rPr>
-        <w:t>_eia2.usuario_</w:t>
-      </w:r>
-      <w:r>
-        <w:rPr>
-          <w:rFonts w:ascii="Montserrat" w:hAnsi="Montserrat"/>
-          <w:b/>
-          <w:bCs/>
-          <w:sz w:val="24"/>
-          <w:szCs w:val="24"/>
-          <w:lang w:val="es-MX"/>
-        </w:rPr>
-        <w:t>id` (UUID FK a `usuarios`)</w:t>
-      </w:r>
-    </w:p>
-    <w:p>
-      <w:pPr>
-        <w:spacing w:line="360" w:lineRule="auto"/>
-        <w:jc w:val="both"/>
-        <w:rPr>
-          <w:rFonts w:ascii="Montserrat" w:hAnsi="Montserrat"/>
-          <w:sz w:val="24"/>
-          <w:szCs w:val="24"/>
-          <w:lang w:val="es-MX"/>
-        </w:rPr>
-      </w:pPr>
-      <w:r>
-        <w:rPr>
-          <w:rFonts w:ascii="Montserrat" w:hAnsi="Montserrat"/>
           <w:sz w:val="24"/>
           <w:szCs w:val="24"/>
           <w:lang w:val="es-MX"/>
         </w:rPr>
         <w:t xml:space="preserve">Permite identificar al autor de cada carga y aplicar filtros de privacidad por rol. </w:t>
       </w:r>
-    </w:p>
-    <w:p>
-      <w:pPr>
-        <w:spacing w:line="360" w:lineRule="auto"/>
-        <w:jc w:val="both"/>
-        <w:rPr>
-          <w:rFonts w:ascii="Montserrat" w:hAnsi="Montserrat"/>
-          <w:sz w:val="24"/>
-          <w:szCs w:val="24"/>
-          <w:lang w:val="es-MX"/>
-        </w:rPr>
-      </w:pPr>
     </w:p>
     <w:p>
       <w:pPr>
@@ -3695,18 +3855,6 @@
         <w:jc w:val="both"/>
         <w:rPr>
           <w:rFonts w:ascii="Montserrat" w:hAnsi="Montserrat"/>
-          <w:sz w:val="24"/>
-          <w:szCs w:val="24"/>
-          <w:lang w:val="es-MX"/>
-        </w:rPr>
-      </w:pPr>
-    </w:p>
-    <w:p>
-      <w:pPr>
-        <w:spacing w:line="360" w:lineRule="auto"/>
-        <w:jc w:val="both"/>
-        <w:rPr>
-          <w:rFonts w:ascii="Montserrat" w:hAnsi="Montserrat"/>
           <w:b/>
           <w:bCs/>
           <w:sz w:val="24"/>
@@ -3725,7 +3873,6 @@
           <w:szCs w:val="24"/>
           <w:lang w:val="es-MX"/>
         </w:rPr>
-        <w:lastRenderedPageBreak/>
         <w:t xml:space="preserve">c) </w:t>
       </w:r>
       <w:r>
@@ -3841,18 +3988,6 @@
         <w:jc w:val="both"/>
         <w:rPr>
           <w:rFonts w:ascii="Montserrat" w:hAnsi="Montserrat"/>
-          <w:sz w:val="24"/>
-          <w:szCs w:val="24"/>
-          <w:lang w:val="es-MX"/>
-        </w:rPr>
-      </w:pPr>
-    </w:p>
-    <w:p>
-      <w:pPr>
-        <w:spacing w:line="360" w:lineRule="auto"/>
-        <w:jc w:val="both"/>
-        <w:rPr>
-          <w:rFonts w:ascii="Montserrat" w:hAnsi="Montserrat"/>
           <w:b/>
           <w:bCs/>
           <w:sz w:val="24"/>
@@ -3986,18 +4121,6 @@
         <w:jc w:val="both"/>
         <w:rPr>
           <w:rFonts w:ascii="Montserrat" w:hAnsi="Montserrat"/>
-          <w:sz w:val="24"/>
-          <w:szCs w:val="24"/>
-          <w:lang w:val="es-MX"/>
-        </w:rPr>
-      </w:pPr>
-    </w:p>
-    <w:p>
-      <w:pPr>
-        <w:spacing w:line="360" w:lineRule="auto"/>
-        <w:jc w:val="both"/>
-        <w:rPr>
-          <w:rFonts w:ascii="Montserrat" w:hAnsi="Montserrat"/>
           <w:b/>
           <w:bCs/>
           <w:sz w:val="24"/>
@@ -4075,6 +4198,22 @@
           <w:rFonts w:ascii="Montserrat" w:hAnsi="Montserrat"/>
           <w:b/>
           <w:bCs/>
+          <w:i/>
+          <w:iCs/>
+          <w:sz w:val="24"/>
+          <w:szCs w:val="24"/>
+          <w:lang w:val="es-MX"/>
+        </w:rPr>
+      </w:pPr>
+    </w:p>
+    <w:p>
+      <w:pPr>
+        <w:spacing w:line="360" w:lineRule="auto"/>
+        <w:jc w:val="both"/>
+        <w:rPr>
+          <w:rFonts w:ascii="Montserrat" w:hAnsi="Montserrat"/>
+          <w:b/>
+          <w:bCs/>
           <w:sz w:val="24"/>
           <w:szCs w:val="24"/>
           <w:lang w:val="es-MX"/>
@@ -4091,6 +4230,7 @@
           <w:szCs w:val="24"/>
           <w:lang w:val="es-MX"/>
         </w:rPr>
+        <w:lastRenderedPageBreak/>
         <w:t xml:space="preserve">7.2 Beneficio técnico de los cambios </w:t>
       </w:r>
     </w:p>
@@ -4185,18 +4325,6 @@
         </w:rPr>
         <w:t>- Base de datos preparada para auditoría de operación por usuario y por solicitud.</w:t>
       </w:r>
-    </w:p>
-    <w:p>
-      <w:pPr>
-        <w:spacing w:line="360" w:lineRule="auto"/>
-        <w:jc w:val="both"/>
-        <w:rPr>
-          <w:rFonts w:ascii="Montserrat" w:hAnsi="Montserrat"/>
-          <w:sz w:val="24"/>
-          <w:szCs w:val="24"/>
-          <w:lang w:val="es-MX"/>
-        </w:rPr>
-      </w:pPr>
     </w:p>
     <w:p>
       <w:pPr>
@@ -4283,11 +4411,59 @@
         <w:jc w:val="both"/>
         <w:rPr>
           <w:rFonts w:ascii="Montserrat" w:hAnsi="Montserrat"/>
-          <w:sz w:val="24"/>
-          <w:szCs w:val="24"/>
-          <w:lang w:val="es-MX"/>
-        </w:rPr>
-      </w:pPr>
+          <w:b/>
+          <w:bCs/>
+          <w:sz w:val="24"/>
+          <w:szCs w:val="24"/>
+          <w:lang w:val="es-MX"/>
+        </w:rPr>
+      </w:pPr>
+      <w:r>
+        <w:rPr>
+          <w:rFonts w:ascii="Montserrat" w:hAnsi="Montserrat"/>
+          <w:b/>
+          <w:bCs/>
+          <w:sz w:val="24"/>
+          <w:szCs w:val="24"/>
+          <w:lang w:val="es-MX"/>
+        </w:rPr>
+        <w:t xml:space="preserve">a) </w:t>
+      </w:r>
+      <w:r>
+        <w:rPr>
+          <w:rFonts w:ascii="Montserrat" w:hAnsi="Montserrat"/>
+          <w:b/>
+          <w:bCs/>
+          <w:sz w:val="24"/>
+          <w:szCs w:val="24"/>
+          <w:lang w:val="es-MX"/>
+        </w:rPr>
+        <w:t>Capa de presentación (</w:t>
+      </w:r>
+      <w:proofErr w:type="spellStart"/>
+      <w:r>
+        <w:rPr>
+          <w:rFonts w:ascii="Montserrat" w:hAnsi="Montserrat"/>
+          <w:b/>
+          <w:bCs/>
+          <w:sz w:val="24"/>
+          <w:szCs w:val="24"/>
+          <w:lang w:val="es-MX"/>
+        </w:rPr>
+        <w:t>Frontend</w:t>
+      </w:r>
+      <w:proofErr w:type="spellEnd"/>
+      <w:r>
+        <w:rPr>
+          <w:rFonts w:ascii="Montserrat" w:hAnsi="Montserrat"/>
+          <w:b/>
+          <w:bCs/>
+          <w:sz w:val="24"/>
+          <w:szCs w:val="24"/>
+          <w:lang w:val="es-MX"/>
+        </w:rPr>
+        <w:t xml:space="preserve"> Angular)</w:t>
+      </w:r>
     </w:p>
     <w:p>
       <w:pPr>
@@ -4295,79 +4471,39 @@
         <w:jc w:val="both"/>
         <w:rPr>
           <w:rFonts w:ascii="Montserrat" w:hAnsi="Montserrat"/>
-          <w:b/>
-          <w:bCs/>
-          <w:sz w:val="24"/>
-          <w:szCs w:val="24"/>
-          <w:lang w:val="es-MX"/>
-        </w:rPr>
-      </w:pPr>
-      <w:r>
-        <w:rPr>
-          <w:rFonts w:ascii="Montserrat" w:hAnsi="Montserrat"/>
-          <w:b/>
-          <w:bCs/>
-          <w:sz w:val="24"/>
-          <w:szCs w:val="24"/>
-          <w:lang w:val="es-MX"/>
-        </w:rPr>
-        <w:t xml:space="preserve">a) </w:t>
-      </w:r>
-      <w:r>
-        <w:rPr>
-          <w:rFonts w:ascii="Montserrat" w:hAnsi="Montserrat"/>
-          <w:b/>
-          <w:bCs/>
-          <w:sz w:val="24"/>
-          <w:szCs w:val="24"/>
-          <w:lang w:val="es-MX"/>
-        </w:rPr>
-        <w:t>Capa de presentación (</w:t>
+          <w:sz w:val="24"/>
+          <w:szCs w:val="24"/>
+          <w:lang w:val="es-MX"/>
+        </w:rPr>
+      </w:pPr>
+      <w:r>
+        <w:rPr>
+          <w:rFonts w:ascii="Montserrat" w:hAnsi="Montserrat"/>
+          <w:sz w:val="24"/>
+          <w:szCs w:val="24"/>
+          <w:lang w:val="es-MX"/>
+        </w:rPr>
+        <w:t>El `</w:t>
       </w:r>
       <w:proofErr w:type="spellStart"/>
       <w:r>
         <w:rPr>
           <w:rFonts w:ascii="Montserrat" w:hAnsi="Montserrat"/>
-          <w:b/>
-          <w:bCs/>
-          <w:sz w:val="24"/>
-          <w:szCs w:val="24"/>
-          <w:lang w:val="es-MX"/>
-        </w:rPr>
-        <w:t>Frontend</w:t>
+          <w:sz w:val="24"/>
+          <w:szCs w:val="24"/>
+          <w:lang w:val="es-MX"/>
+        </w:rPr>
+        <w:t>Router</w:t>
       </w:r>
       <w:proofErr w:type="spellEnd"/>
       <w:r>
         <w:rPr>
           <w:rFonts w:ascii="Montserrat" w:hAnsi="Montserrat"/>
-          <w:b/>
-          <w:bCs/>
-          <w:sz w:val="24"/>
-          <w:szCs w:val="24"/>
-          <w:lang w:val="es-MX"/>
-        </w:rPr>
-        <w:t xml:space="preserve"> Angular)</w:t>
-      </w:r>
-    </w:p>
-    <w:p>
-      <w:pPr>
-        <w:spacing w:line="360" w:lineRule="auto"/>
-        <w:jc w:val="both"/>
-        <w:rPr>
-          <w:rFonts w:ascii="Montserrat" w:hAnsi="Montserrat"/>
-          <w:sz w:val="24"/>
-          <w:szCs w:val="24"/>
-          <w:lang w:val="es-MX"/>
-        </w:rPr>
-      </w:pPr>
-      <w:r>
-        <w:rPr>
-          <w:rFonts w:ascii="Montserrat" w:hAnsi="Montserrat"/>
-          <w:sz w:val="24"/>
-          <w:szCs w:val="24"/>
-          <w:lang w:val="es-MX"/>
-        </w:rPr>
-        <w:t>El `</w:t>
+          <w:sz w:val="24"/>
+          <w:szCs w:val="24"/>
+          <w:lang w:val="es-MX"/>
+        </w:rPr>
+        <w:t xml:space="preserve"> + </w:t>
       </w:r>
       <w:proofErr w:type="spellStart"/>
       <w:r>
@@ -4377,7 +4513,7 @@
           <w:szCs w:val="24"/>
           <w:lang w:val="es-MX"/>
         </w:rPr>
-        <w:t>Router</w:t>
+        <w:t>Guards</w:t>
       </w:r>
       <w:proofErr w:type="spellEnd"/>
       <w:r>
@@ -4387,7 +4523,7 @@
           <w:szCs w:val="24"/>
           <w:lang w:val="es-MX"/>
         </w:rPr>
-        <w:t xml:space="preserve"> + </w:t>
+        <w:t xml:space="preserve">` controla navegación y seguridad de acceso. Cada componente atiende un caso de uso concreto (carga, historial, tickets, panel y </w:t>
       </w:r>
       <w:proofErr w:type="spellStart"/>
       <w:r>
@@ -4397,7 +4533,7 @@
           <w:szCs w:val="24"/>
           <w:lang w:val="es-MX"/>
         </w:rPr>
-        <w:t>Guards</w:t>
+        <w:t>dashboard</w:t>
       </w:r>
       <w:proofErr w:type="spellEnd"/>
       <w:r>
@@ -4407,40 +4543,8 @@
           <w:szCs w:val="24"/>
           <w:lang w:val="es-MX"/>
         </w:rPr>
-        <w:t xml:space="preserve">` controla navegación y seguridad de acceso. Cada componente atiende un caso de uso concreto (carga, historial, tickets, panel y </w:t>
-      </w:r>
-      <w:proofErr w:type="spellStart"/>
-      <w:r>
-        <w:rPr>
-          <w:rFonts w:ascii="Montserrat" w:hAnsi="Montserrat"/>
-          <w:sz w:val="24"/>
-          <w:szCs w:val="24"/>
-          <w:lang w:val="es-MX"/>
-        </w:rPr>
-        <w:t>dashboard</w:t>
-      </w:r>
-      <w:proofErr w:type="spellEnd"/>
-      <w:r>
-        <w:rPr>
-          <w:rFonts w:ascii="Montserrat" w:hAnsi="Montserrat"/>
-          <w:sz w:val="24"/>
-          <w:szCs w:val="24"/>
-          <w:lang w:val="es-MX"/>
-        </w:rPr>
         <w:t xml:space="preserve">). </w:t>
       </w:r>
-    </w:p>
-    <w:p>
-      <w:pPr>
-        <w:spacing w:line="360" w:lineRule="auto"/>
-        <w:jc w:val="both"/>
-        <w:rPr>
-          <w:rFonts w:ascii="Montserrat" w:hAnsi="Montserrat"/>
-          <w:sz w:val="24"/>
-          <w:szCs w:val="24"/>
-          <w:lang w:val="es-MX"/>
-        </w:rPr>
-      </w:pPr>
     </w:p>
     <w:p>
       <w:pPr>
@@ -4618,11 +4722,59 @@
         <w:jc w:val="both"/>
         <w:rPr>
           <w:rFonts w:ascii="Montserrat" w:hAnsi="Montserrat"/>
-          <w:sz w:val="24"/>
-          <w:szCs w:val="24"/>
-          <w:lang w:val="es-MX"/>
-        </w:rPr>
-      </w:pPr>
+          <w:b/>
+          <w:bCs/>
+          <w:sz w:val="24"/>
+          <w:szCs w:val="24"/>
+          <w:lang w:val="es-MX"/>
+        </w:rPr>
+      </w:pPr>
+      <w:r>
+        <w:rPr>
+          <w:rFonts w:ascii="Montserrat" w:hAnsi="Montserrat"/>
+          <w:b/>
+          <w:bCs/>
+          <w:sz w:val="24"/>
+          <w:szCs w:val="24"/>
+          <w:lang w:val="es-MX"/>
+        </w:rPr>
+        <w:t xml:space="preserve">c) </w:t>
+      </w:r>
+      <w:r>
+        <w:rPr>
+          <w:rFonts w:ascii="Montserrat" w:hAnsi="Montserrat"/>
+          <w:b/>
+          <w:bCs/>
+          <w:sz w:val="24"/>
+          <w:szCs w:val="24"/>
+          <w:lang w:val="es-MX"/>
+        </w:rPr>
+        <w:t>Capa de integración (`</w:t>
+      </w:r>
+      <w:proofErr w:type="spellStart"/>
+      <w:r>
+        <w:rPr>
+          <w:rFonts w:ascii="Montserrat" w:hAnsi="Montserrat"/>
+          <w:b/>
+          <w:bCs/>
+          <w:sz w:val="24"/>
+          <w:szCs w:val="24"/>
+          <w:lang w:val="es-MX"/>
+        </w:rPr>
+        <w:t>GraphqlService</w:t>
+      </w:r>
+      <w:proofErr w:type="spellEnd"/>
+      <w:r>
+        <w:rPr>
+          <w:rFonts w:ascii="Montserrat" w:hAnsi="Montserrat"/>
+          <w:b/>
+          <w:bCs/>
+          <w:sz w:val="24"/>
+          <w:szCs w:val="24"/>
+          <w:lang w:val="es-MX"/>
+        </w:rPr>
+        <w:t>`)</w:t>
+      </w:r>
     </w:p>
     <w:p>
       <w:pPr>
@@ -4630,6 +4782,59 @@
         <w:jc w:val="both"/>
         <w:rPr>
           <w:rFonts w:ascii="Montserrat" w:hAnsi="Montserrat"/>
+          <w:sz w:val="24"/>
+          <w:szCs w:val="24"/>
+          <w:lang w:val="es-MX"/>
+        </w:rPr>
+      </w:pPr>
+      <w:r>
+        <w:rPr>
+          <w:rFonts w:ascii="Montserrat" w:hAnsi="Montserrat"/>
+          <w:sz w:val="24"/>
+          <w:szCs w:val="24"/>
+          <w:lang w:val="es-MX"/>
+        </w:rPr>
+        <w:t xml:space="preserve">Actúa como punto unificado de comunicación, evitando acoplamiento directo entre cada componente y el esquema </w:t>
+      </w:r>
+      <w:proofErr w:type="spellStart"/>
+      <w:r>
+        <w:rPr>
+          <w:rFonts w:ascii="Montserrat" w:hAnsi="Montserrat"/>
+          <w:sz w:val="24"/>
+          <w:szCs w:val="24"/>
+          <w:lang w:val="es-MX"/>
+        </w:rPr>
+        <w:t>GraphQL</w:t>
+      </w:r>
+      <w:proofErr w:type="spellEnd"/>
+      <w:r>
+        <w:rPr>
+          <w:rFonts w:ascii="Montserrat" w:hAnsi="Montserrat"/>
+          <w:sz w:val="24"/>
+          <w:szCs w:val="24"/>
+          <w:lang w:val="es-MX"/>
+        </w:rPr>
+        <w:t xml:space="preserve">. </w:t>
+      </w:r>
+    </w:p>
+    <w:p>
+      <w:pPr>
+        <w:spacing w:line="360" w:lineRule="auto"/>
+        <w:jc w:val="both"/>
+        <w:rPr>
+          <w:rFonts w:ascii="Montserrat" w:hAnsi="Montserrat"/>
+          <w:sz w:val="24"/>
+          <w:szCs w:val="24"/>
+          <w:lang w:val="es-MX"/>
+        </w:rPr>
+      </w:pPr>
+    </w:p>
+    <w:p>
+      <w:pPr>
+        <w:spacing w:line="360" w:lineRule="auto"/>
+        <w:jc w:val="both"/>
+        <w:rPr>
+          <w:rFonts w:ascii="Montserrat" w:hAnsi="Montserrat"/>
           <w:b/>
           <w:bCs/>
           <w:sz w:val="24"/>
@@ -4637,7 +4842,11 @@
           <w:lang w:val="es-MX"/>
         </w:rPr>
       </w:pPr>
-      <w:r>
+    </w:p>
+    <w:p>
+      <w:pPr>
+        <w:spacing w:line="360" w:lineRule="auto"/>
+        <w:jc w:val="both"/>
         <w:rPr>
           <w:rFonts w:ascii="Montserrat" w:hAnsi="Montserrat"/>
           <w:b/>
@@ -4646,8 +4855,7 @@
           <w:szCs w:val="24"/>
           <w:lang w:val="es-MX"/>
         </w:rPr>
-        <w:t xml:space="preserve">c) </w:t>
-      </w:r>
+      </w:pPr>
       <w:r>
         <w:rPr>
           <w:rFonts w:ascii="Montserrat" w:hAnsi="Montserrat"/>
@@ -4657,108 +4865,7 @@
           <w:szCs w:val="24"/>
           <w:lang w:val="es-MX"/>
         </w:rPr>
-        <w:t>Capa de integración (`</w:t>
-      </w:r>
-      <w:proofErr w:type="spellStart"/>
-      <w:r>
-        <w:rPr>
-          <w:rFonts w:ascii="Montserrat" w:hAnsi="Montserrat"/>
-          <w:b/>
-          <w:bCs/>
-          <w:sz w:val="24"/>
-          <w:szCs w:val="24"/>
-          <w:lang w:val="es-MX"/>
-        </w:rPr>
-        <w:t>GraphqlService</w:t>
-      </w:r>
-      <w:proofErr w:type="spellEnd"/>
-      <w:r>
-        <w:rPr>
-          <w:rFonts w:ascii="Montserrat" w:hAnsi="Montserrat"/>
-          <w:b/>
-          <w:bCs/>
-          <w:sz w:val="24"/>
-          <w:szCs w:val="24"/>
-          <w:lang w:val="es-MX"/>
-        </w:rPr>
-        <w:t>`)</w:t>
-      </w:r>
-    </w:p>
-    <w:p>
-      <w:pPr>
-        <w:spacing w:line="360" w:lineRule="auto"/>
-        <w:jc w:val="both"/>
-        <w:rPr>
-          <w:rFonts w:ascii="Montserrat" w:hAnsi="Montserrat"/>
-          <w:sz w:val="24"/>
-          <w:szCs w:val="24"/>
-          <w:lang w:val="es-MX"/>
-        </w:rPr>
-      </w:pPr>
-      <w:r>
-        <w:rPr>
-          <w:rFonts w:ascii="Montserrat" w:hAnsi="Montserrat"/>
-          <w:sz w:val="24"/>
-          <w:szCs w:val="24"/>
-          <w:lang w:val="es-MX"/>
-        </w:rPr>
-        <w:t xml:space="preserve">Actúa como punto unificado de comunicación, evitando acoplamiento directo entre cada componente y el esquema </w:t>
-      </w:r>
-      <w:proofErr w:type="spellStart"/>
-      <w:r>
-        <w:rPr>
-          <w:rFonts w:ascii="Montserrat" w:hAnsi="Montserrat"/>
-          <w:sz w:val="24"/>
-          <w:szCs w:val="24"/>
-          <w:lang w:val="es-MX"/>
-        </w:rPr>
-        <w:t>GraphQL</w:t>
-      </w:r>
-      <w:proofErr w:type="spellEnd"/>
-      <w:r>
-        <w:rPr>
-          <w:rFonts w:ascii="Montserrat" w:hAnsi="Montserrat"/>
-          <w:sz w:val="24"/>
-          <w:szCs w:val="24"/>
-          <w:lang w:val="es-MX"/>
-        </w:rPr>
-        <w:t xml:space="preserve">. </w:t>
-      </w:r>
-    </w:p>
-    <w:p>
-      <w:pPr>
-        <w:spacing w:line="360" w:lineRule="auto"/>
-        <w:jc w:val="both"/>
-        <w:rPr>
-          <w:rFonts w:ascii="Montserrat" w:hAnsi="Montserrat"/>
-          <w:sz w:val="24"/>
-          <w:szCs w:val="24"/>
-          <w:lang w:val="es-MX"/>
-        </w:rPr>
-      </w:pPr>
-    </w:p>
-    <w:p>
-      <w:pPr>
-        <w:spacing w:line="360" w:lineRule="auto"/>
-        <w:jc w:val="both"/>
-        <w:rPr>
-          <w:rFonts w:ascii="Montserrat" w:hAnsi="Montserrat"/>
-          <w:b/>
-          <w:bCs/>
-          <w:sz w:val="24"/>
-          <w:szCs w:val="24"/>
-          <w:lang w:val="es-MX"/>
-        </w:rPr>
-      </w:pPr>
-      <w:r>
-        <w:rPr>
-          <w:rFonts w:ascii="Montserrat" w:hAnsi="Montserrat"/>
-          <w:b/>
-          <w:bCs/>
-          <w:sz w:val="24"/>
-          <w:szCs w:val="24"/>
-          <w:lang w:val="es-MX"/>
-        </w:rPr>
+        <w:lastRenderedPageBreak/>
         <w:t xml:space="preserve">d) </w:t>
       </w:r>
       <w:r>
@@ -4853,11 +4960,35 @@
         <w:jc w:val="both"/>
         <w:rPr>
           <w:rFonts w:ascii="Montserrat" w:hAnsi="Montserrat"/>
-          <w:sz w:val="24"/>
-          <w:szCs w:val="24"/>
-          <w:lang w:val="es-MX"/>
-        </w:rPr>
-      </w:pPr>
+          <w:b/>
+          <w:bCs/>
+          <w:sz w:val="24"/>
+          <w:szCs w:val="24"/>
+          <w:lang w:val="es-MX"/>
+        </w:rPr>
+      </w:pPr>
+      <w:r>
+        <w:rPr>
+          <w:rFonts w:ascii="Montserrat" w:hAnsi="Montserrat"/>
+          <w:b/>
+          <w:bCs/>
+          <w:sz w:val="24"/>
+          <w:szCs w:val="24"/>
+          <w:lang w:val="es-MX"/>
+        </w:rPr>
+        <w:t xml:space="preserve">e) </w:t>
+      </w:r>
+      <w:r>
+        <w:rPr>
+          <w:rFonts w:ascii="Montserrat" w:hAnsi="Montserrat"/>
+          <w:b/>
+          <w:bCs/>
+          <w:sz w:val="24"/>
+          <w:szCs w:val="24"/>
+          <w:lang w:val="es-MX"/>
+        </w:rPr>
+        <w:t>Capa de persistencia</w:t>
+      </w:r>
     </w:p>
     <w:p>
       <w:pPr>
@@ -4865,69 +4996,20 @@
         <w:jc w:val="both"/>
         <w:rPr>
           <w:rFonts w:ascii="Montserrat" w:hAnsi="Montserrat"/>
-          <w:b/>
-          <w:bCs/>
-          <w:sz w:val="24"/>
-          <w:szCs w:val="24"/>
-          <w:lang w:val="es-MX"/>
-        </w:rPr>
-      </w:pPr>
-      <w:r>
-        <w:rPr>
-          <w:rFonts w:ascii="Montserrat" w:hAnsi="Montserrat"/>
-          <w:b/>
-          <w:bCs/>
-          <w:sz w:val="24"/>
-          <w:szCs w:val="24"/>
-          <w:lang w:val="es-MX"/>
-        </w:rPr>
-        <w:t xml:space="preserve">e) </w:t>
-      </w:r>
-      <w:r>
-        <w:rPr>
-          <w:rFonts w:ascii="Montserrat" w:hAnsi="Montserrat"/>
-          <w:b/>
-          <w:bCs/>
-          <w:sz w:val="24"/>
-          <w:szCs w:val="24"/>
-          <w:lang w:val="es-MX"/>
-        </w:rPr>
-        <w:t>Capa de persistencia</w:t>
-      </w:r>
-    </w:p>
-    <w:p>
-      <w:pPr>
-        <w:spacing w:line="360" w:lineRule="auto"/>
-        <w:jc w:val="both"/>
-        <w:rPr>
-          <w:rFonts w:ascii="Montserrat" w:hAnsi="Montserrat"/>
-          <w:sz w:val="24"/>
-          <w:szCs w:val="24"/>
-          <w:lang w:val="es-MX"/>
-        </w:rPr>
-      </w:pPr>
-      <w:r>
-        <w:rPr>
-          <w:rFonts w:ascii="Montserrat" w:hAnsi="Montserrat"/>
-          <w:sz w:val="24"/>
-          <w:szCs w:val="24"/>
-          <w:lang w:val="es-MX"/>
-        </w:rPr>
-        <w:lastRenderedPageBreak/>
+          <w:sz w:val="24"/>
+          <w:szCs w:val="24"/>
+          <w:lang w:val="es-MX"/>
+        </w:rPr>
+      </w:pPr>
+      <w:r>
+        <w:rPr>
+          <w:rFonts w:ascii="Montserrat" w:hAnsi="Montserrat"/>
+          <w:sz w:val="24"/>
+          <w:szCs w:val="24"/>
+          <w:lang w:val="es-MX"/>
+        </w:rPr>
         <w:t xml:space="preserve">PostgreSQL conserva datos transaccionales y SFTP concentra artefactos (evidencias/resultados), logrando trazabilidad integral. </w:t>
       </w:r>
-    </w:p>
-    <w:p>
-      <w:pPr>
-        <w:spacing w:line="360" w:lineRule="auto"/>
-        <w:jc w:val="both"/>
-        <w:rPr>
-          <w:rFonts w:ascii="Montserrat" w:hAnsi="Montserrat"/>
-          <w:sz w:val="24"/>
-          <w:szCs w:val="24"/>
-          <w:lang w:val="es-MX"/>
-        </w:rPr>
-      </w:pPr>
     </w:p>
     <w:p>
       <w:pPr>
@@ -5080,22 +5162,6 @@
           <w:rFonts w:ascii="Montserrat" w:hAnsi="Montserrat"/>
           <w:b/>
           <w:bCs/>
-          <w:i/>
-          <w:iCs/>
-          <w:sz w:val="24"/>
-          <w:szCs w:val="24"/>
-          <w:lang w:val="es-MX"/>
-        </w:rPr>
-      </w:pPr>
-    </w:p>
-    <w:p>
-      <w:pPr>
-        <w:spacing w:line="360" w:lineRule="auto"/>
-        <w:jc w:val="both"/>
-        <w:rPr>
-          <w:rFonts w:ascii="Montserrat" w:hAnsi="Montserrat"/>
-          <w:b/>
-          <w:bCs/>
           <w:sz w:val="24"/>
           <w:szCs w:val="24"/>
           <w:lang w:val="es-MX"/>
@@ -5112,9 +5178,9 @@
           <w:lang w:val="es-MX"/>
         </w:rPr>
         <w:drawing>
-          <wp:inline distT="0" distB="0" distL="0" distR="0" wp14:anchorId="1CFA9567" wp14:editId="26B97903">
-            <wp:extent cx="6257925" cy="3771900"/>
-            <wp:effectExtent l="0" t="0" r="9525" b="0"/>
+          <wp:inline distT="0" distB="0" distL="0" distR="0" wp14:anchorId="1CFA9567" wp14:editId="1029C169">
+            <wp:extent cx="5920918" cy="3156668"/>
+            <wp:effectExtent l="0" t="0" r="3810" b="5715"/>
             <wp:docPr id="615424172" name="Imagen 2"/>
             <wp:cNvGraphicFramePr>
               <a:graphicFrameLocks xmlns:a="http://schemas.openxmlformats.org/drawingml/2006/main" noChangeAspect="1"/>
@@ -5135,7 +5201,7 @@
                   <pic:spPr>
                     <a:xfrm>
                       <a:off x="0" y="0"/>
-                      <a:ext cx="6257925" cy="3771900"/>
+                      <a:ext cx="5954277" cy="3174453"/>
                     </a:xfrm>
                     <a:prstGeom prst="rect">
                       <a:avLst/>
@@ -5154,18 +5220,6 @@
         <w:jc w:val="both"/>
         <w:rPr>
           <w:rFonts w:ascii="Montserrat" w:hAnsi="Montserrat"/>
-          <w:sz w:val="24"/>
-          <w:szCs w:val="24"/>
-          <w:lang w:val="es-MX"/>
-        </w:rPr>
-      </w:pPr>
-    </w:p>
-    <w:p>
-      <w:pPr>
-        <w:spacing w:line="360" w:lineRule="auto"/>
-        <w:jc w:val="both"/>
-        <w:rPr>
-          <w:rFonts w:ascii="Montserrat" w:hAnsi="Montserrat"/>
           <w:b/>
           <w:bCs/>
           <w:i/>
@@ -5214,7 +5268,7 @@
     <w:p>
       <w:pPr>
         <w:spacing w:line="360" w:lineRule="auto"/>
-        <w:jc w:val="both"/>
+        <w:jc w:val="center"/>
         <w:rPr>
           <w:rFonts w:ascii="Montserrat" w:hAnsi="Montserrat"/>
           <w:b/>
@@ -5238,11 +5292,10 @@
           <w:szCs w:val="24"/>
           <w:lang w:val="es-MX"/>
         </w:rPr>
-        <w:lastRenderedPageBreak/>
         <w:drawing>
-          <wp:inline distT="0" distB="0" distL="0" distR="0" wp14:anchorId="4BB4FF63" wp14:editId="4CD320CF">
-            <wp:extent cx="2908375" cy="7720717"/>
-            <wp:effectExtent l="0" t="0" r="6350" b="0"/>
+          <wp:inline distT="0" distB="0" distL="0" distR="0" wp14:anchorId="4BB4FF63" wp14:editId="0D20104D">
+            <wp:extent cx="2907665" cy="6368995"/>
+            <wp:effectExtent l="0" t="0" r="0" b="0"/>
             <wp:docPr id="2067440925" name="Imagen 3"/>
             <wp:cNvGraphicFramePr>
               <a:graphicFrameLocks xmlns:a="http://schemas.openxmlformats.org/drawingml/2006/main" noChangeAspect="1"/>
@@ -5263,7 +5316,7 @@
                   <pic:spPr>
                     <a:xfrm>
                       <a:off x="0" y="0"/>
-                      <a:ext cx="2910390" cy="7726067"/>
+                      <a:ext cx="2914959" cy="6384972"/>
                     </a:xfrm>
                     <a:prstGeom prst="rect">
                       <a:avLst/>
@@ -5284,6 +5337,22 @@
           <w:rFonts w:ascii="Montserrat" w:hAnsi="Montserrat"/>
           <w:b/>
           <w:bCs/>
+          <w:i/>
+          <w:iCs/>
+          <w:sz w:val="24"/>
+          <w:szCs w:val="24"/>
+          <w:lang w:val="es-MX"/>
+        </w:rPr>
+      </w:pPr>
+    </w:p>
+    <w:p>
+      <w:pPr>
+        <w:spacing w:line="360" w:lineRule="auto"/>
+        <w:jc w:val="both"/>
+        <w:rPr>
+          <w:rFonts w:ascii="Montserrat" w:hAnsi="Montserrat"/>
+          <w:b/>
+          <w:bCs/>
           <w:sz w:val="24"/>
           <w:szCs w:val="24"/>
           <w:lang w:val="es-MX"/>
@@ -5300,6 +5369,7 @@
           <w:szCs w:val="24"/>
           <w:lang w:val="es-MX"/>
         </w:rPr>
+        <w:lastRenderedPageBreak/>
         <w:t xml:space="preserve">9) Trazabilidad de entregables técnicos de febrero </w:t>
       </w:r>
     </w:p>
@@ -6003,6 +6073,22 @@
           <w:rFonts w:ascii="Montserrat" w:hAnsi="Montserrat"/>
           <w:b/>
           <w:bCs/>
+          <w:i/>
+          <w:iCs/>
+          <w:sz w:val="24"/>
+          <w:szCs w:val="24"/>
+          <w:lang w:val="es-MX"/>
+        </w:rPr>
+      </w:pPr>
+    </w:p>
+    <w:p>
+      <w:pPr>
+        <w:spacing w:line="360" w:lineRule="auto"/>
+        <w:jc w:val="both"/>
+        <w:rPr>
+          <w:rFonts w:ascii="Montserrat" w:hAnsi="Montserrat"/>
+          <w:b/>
+          <w:bCs/>
           <w:sz w:val="24"/>
           <w:szCs w:val="24"/>
           <w:lang w:val="es-MX"/>
@@ -6019,6 +6105,7 @@
           <w:szCs w:val="24"/>
           <w:lang w:val="es-MX"/>
         </w:rPr>
+        <w:lastRenderedPageBreak/>
         <w:t xml:space="preserve"> 10) Conclusiones del mes de febrero </w:t>
       </w:r>
     </w:p>
@@ -6042,7 +6129,6 @@
           <w:szCs w:val="24"/>
           <w:lang w:val="es-MX"/>
         </w:rPr>
-        <w:lastRenderedPageBreak/>
         <w:t xml:space="preserve">1. La arquitectura evolucionó de una base funcional a una plataforma con trazabilidad y gobierno de datos por usuario. </w:t>
       </w:r>
     </w:p>
@@ -6162,305 +6248,6 @@
         </w:rPr>
         <w:t xml:space="preserve">. </w:t>
       </w:r>
-    </w:p>
-    <w:p>
-      <w:pPr>
-        <w:spacing w:line="360" w:lineRule="auto"/>
-        <w:jc w:val="both"/>
-        <w:rPr>
-          <w:rFonts w:ascii="Montserrat" w:hAnsi="Montserrat"/>
-          <w:sz w:val="24"/>
-          <w:szCs w:val="24"/>
-          <w:lang w:val="es-MX"/>
-        </w:rPr>
-      </w:pPr>
-    </w:p>
-    <w:p>
-      <w:pPr>
-        <w:spacing w:line="360" w:lineRule="auto"/>
-        <w:jc w:val="both"/>
-        <w:rPr>
-          <w:rFonts w:ascii="Montserrat" w:hAnsi="Montserrat"/>
-          <w:sz w:val="24"/>
-          <w:szCs w:val="24"/>
-          <w:lang w:val="es-MX"/>
-        </w:rPr>
-      </w:pPr>
-    </w:p>
-    <w:p>
-      <w:pPr>
-        <w:spacing w:line="360" w:lineRule="auto"/>
-        <w:jc w:val="both"/>
-        <w:rPr>
-          <w:rFonts w:ascii="Montserrat" w:hAnsi="Montserrat"/>
-          <w:b/>
-          <w:bCs/>
-          <w:sz w:val="24"/>
-          <w:szCs w:val="24"/>
-          <w:lang w:val="es-MX"/>
-        </w:rPr>
-      </w:pPr>
-      <w:r>
-        <w:rPr>
-          <w:rFonts w:ascii="Montserrat" w:hAnsi="Montserrat"/>
-          <w:b/>
-          <w:bCs/>
-          <w:i/>
-          <w:iCs/>
-          <w:sz w:val="24"/>
-          <w:szCs w:val="24"/>
-          <w:lang w:val="es-MX"/>
-        </w:rPr>
-        <w:t xml:space="preserve"> 11) Recomendaciones para marzo 2026 </w:t>
-      </w:r>
-    </w:p>
-    <w:p>
-      <w:pPr>
-        <w:spacing w:line="360" w:lineRule="auto"/>
-        <w:jc w:val="both"/>
-        <w:rPr>
-          <w:rFonts w:ascii="Montserrat" w:hAnsi="Montserrat"/>
-          <w:sz w:val="24"/>
-          <w:szCs w:val="24"/>
-          <w:lang w:val="es-MX"/>
-        </w:rPr>
-      </w:pPr>
-      <w:r>
-        <w:rPr>
-          <w:rFonts w:ascii="Montserrat" w:hAnsi="Montserrat"/>
-          <w:i/>
-          <w:iCs/>
-          <w:sz w:val="24"/>
-          <w:szCs w:val="24"/>
-          <w:lang w:val="es-MX"/>
-        </w:rPr>
-        <w:t xml:space="preserve">- Incorporar métricas de rendimiento (tiempos de carga, latencia por operación </w:t>
-      </w:r>
-      <w:proofErr w:type="spellStart"/>
-      <w:r>
-        <w:rPr>
-          <w:rFonts w:ascii="Montserrat" w:hAnsi="Montserrat"/>
-          <w:i/>
-          <w:iCs/>
-          <w:sz w:val="24"/>
-          <w:szCs w:val="24"/>
-          <w:lang w:val="es-MX"/>
-        </w:rPr>
-        <w:t>GraphQL</w:t>
-      </w:r>
-      <w:proofErr w:type="spellEnd"/>
-      <w:r>
-        <w:rPr>
-          <w:rFonts w:ascii="Montserrat" w:hAnsi="Montserrat"/>
-          <w:i/>
-          <w:iCs/>
-          <w:sz w:val="24"/>
-          <w:szCs w:val="24"/>
-          <w:lang w:val="es-MX"/>
-        </w:rPr>
-        <w:t xml:space="preserve">, </w:t>
-      </w:r>
-      <w:proofErr w:type="spellStart"/>
-      <w:r>
-        <w:rPr>
-          <w:rFonts w:ascii="Montserrat" w:hAnsi="Montserrat"/>
-          <w:i/>
-          <w:iCs/>
-          <w:sz w:val="24"/>
-          <w:szCs w:val="24"/>
-          <w:lang w:val="es-MX"/>
-        </w:rPr>
-        <w:t>throughput</w:t>
-      </w:r>
-      <w:proofErr w:type="spellEnd"/>
-      <w:r>
-        <w:rPr>
-          <w:rFonts w:ascii="Montserrat" w:hAnsi="Montserrat"/>
-          <w:i/>
-          <w:iCs/>
-          <w:sz w:val="24"/>
-          <w:szCs w:val="24"/>
-          <w:lang w:val="es-MX"/>
-        </w:rPr>
-        <w:t xml:space="preserve"> de archivos). </w:t>
-      </w:r>
-    </w:p>
-    <w:p>
-      <w:pPr>
-        <w:spacing w:line="360" w:lineRule="auto"/>
-        <w:jc w:val="both"/>
-        <w:rPr>
-          <w:rFonts w:ascii="Montserrat" w:hAnsi="Montserrat"/>
-          <w:sz w:val="24"/>
-          <w:szCs w:val="24"/>
-          <w:lang w:val="es-MX"/>
-        </w:rPr>
-      </w:pPr>
-      <w:r>
-        <w:rPr>
-          <w:rFonts w:ascii="Montserrat" w:hAnsi="Montserrat"/>
-          <w:i/>
-          <w:iCs/>
-          <w:sz w:val="24"/>
-          <w:szCs w:val="24"/>
-          <w:lang w:val="es-MX"/>
-        </w:rPr>
-        <w:t xml:space="preserve">- Añadir pruebas automáticas E2E para flujos críticos: carga, ticket y descarga de resultados. </w:t>
-      </w:r>
-    </w:p>
-    <w:p>
-      <w:pPr>
-        <w:spacing w:line="360" w:lineRule="auto"/>
-        <w:jc w:val="both"/>
-        <w:rPr>
-          <w:rFonts w:ascii="Montserrat" w:hAnsi="Montserrat"/>
-          <w:sz w:val="24"/>
-          <w:szCs w:val="24"/>
-          <w:lang w:val="es-MX"/>
-        </w:rPr>
-      </w:pPr>
-      <w:r>
-        <w:rPr>
-          <w:rFonts w:ascii="Montserrat" w:hAnsi="Montserrat"/>
-          <w:i/>
-          <w:iCs/>
-          <w:sz w:val="24"/>
-          <w:szCs w:val="24"/>
-          <w:lang w:val="es-MX"/>
-        </w:rPr>
-        <w:t xml:space="preserve">- Definir </w:t>
-      </w:r>
-      <w:proofErr w:type="spellStart"/>
-      <w:r>
-        <w:rPr>
-          <w:rFonts w:ascii="Montserrat" w:hAnsi="Montserrat"/>
-          <w:i/>
-          <w:iCs/>
-          <w:sz w:val="24"/>
-          <w:szCs w:val="24"/>
-          <w:lang w:val="es-MX"/>
-        </w:rPr>
-        <w:t>versionamiento</w:t>
-      </w:r>
-      <w:proofErr w:type="spellEnd"/>
-      <w:r>
-        <w:rPr>
-          <w:rFonts w:ascii="Montserrat" w:hAnsi="Montserrat"/>
-          <w:i/>
-          <w:iCs/>
-          <w:sz w:val="24"/>
-          <w:szCs w:val="24"/>
-          <w:lang w:val="es-MX"/>
-        </w:rPr>
-        <w:t xml:space="preserve"> formal de esquema </w:t>
-      </w:r>
-      <w:proofErr w:type="spellStart"/>
-      <w:r>
-        <w:rPr>
-          <w:rFonts w:ascii="Montserrat" w:hAnsi="Montserrat"/>
-          <w:i/>
-          <w:iCs/>
-          <w:sz w:val="24"/>
-          <w:szCs w:val="24"/>
-          <w:lang w:val="es-MX"/>
-        </w:rPr>
-        <w:t>GraphQL</w:t>
-      </w:r>
-      <w:proofErr w:type="spellEnd"/>
-      <w:r>
-        <w:rPr>
-          <w:rFonts w:ascii="Montserrat" w:hAnsi="Montserrat"/>
-          <w:i/>
-          <w:iCs/>
-          <w:sz w:val="24"/>
-          <w:szCs w:val="24"/>
-          <w:lang w:val="es-MX"/>
-        </w:rPr>
-        <w:t xml:space="preserve"> y política de deprecación de campos. </w:t>
-      </w:r>
-    </w:p>
-    <w:p>
-      <w:pPr>
-        <w:spacing w:line="360" w:lineRule="auto"/>
-        <w:jc w:val="both"/>
-        <w:rPr>
-          <w:rFonts w:ascii="Montserrat" w:hAnsi="Montserrat"/>
-          <w:sz w:val="24"/>
-          <w:szCs w:val="24"/>
-          <w:lang w:val="es-MX"/>
-        </w:rPr>
-      </w:pPr>
-      <w:r>
-        <w:rPr>
-          <w:rFonts w:ascii="Montserrat" w:hAnsi="Montserrat"/>
-          <w:i/>
-          <w:iCs/>
-          <w:sz w:val="24"/>
-          <w:szCs w:val="24"/>
-          <w:lang w:val="es-MX"/>
-        </w:rPr>
-        <w:t xml:space="preserve">- Formalizar </w:t>
-      </w:r>
-      <w:proofErr w:type="spellStart"/>
-      <w:r>
-        <w:rPr>
-          <w:rFonts w:ascii="Montserrat" w:hAnsi="Montserrat"/>
-          <w:i/>
-          <w:iCs/>
-          <w:sz w:val="24"/>
-          <w:szCs w:val="24"/>
-          <w:lang w:val="es-MX"/>
-        </w:rPr>
-        <w:t>dashboard</w:t>
-      </w:r>
-      <w:proofErr w:type="spellEnd"/>
-      <w:r>
-        <w:rPr>
-          <w:rFonts w:ascii="Montserrat" w:hAnsi="Montserrat"/>
-          <w:i/>
-          <w:iCs/>
-          <w:sz w:val="24"/>
-          <w:szCs w:val="24"/>
-          <w:lang w:val="es-MX"/>
-        </w:rPr>
-        <w:t xml:space="preserve"> de auditoría para trazabilidad por usuario/CCT/fecha.</w:t>
-      </w:r>
-    </w:p>
-    <w:p>
-      <w:pPr>
-        <w:spacing w:line="360" w:lineRule="auto"/>
-        <w:jc w:val="both"/>
-        <w:rPr>
-          <w:rFonts w:ascii="Montserrat" w:hAnsi="Montserrat"/>
-          <w:sz w:val="24"/>
-          <w:szCs w:val="24"/>
-          <w:lang w:val="es-MX"/>
-        </w:rPr>
-      </w:pPr>
-    </w:p>
-    <w:p>
-      <w:pPr>
-        <w:spacing w:line="360" w:lineRule="auto"/>
-        <w:jc w:val="both"/>
-        <w:rPr>
-          <w:rFonts w:ascii="Montserrat" w:hAnsi="Montserrat"/>
-          <w:sz w:val="24"/>
-          <w:szCs w:val="24"/>
-          <w:lang w:val="es-MX"/>
-        </w:rPr>
-      </w:pPr>
-    </w:p>
-    <w:p>
-      <w:pPr>
-        <w:spacing w:line="360" w:lineRule="auto"/>
-        <w:jc w:val="both"/>
-        <w:rPr>
-          <w:rFonts w:ascii="Montserrat" w:hAnsi="Montserrat"/>
-          <w:sz w:val="24"/>
-          <w:szCs w:val="24"/>
-          <w:lang w:val="es-MX"/>
-        </w:rPr>
-      </w:pPr>
     </w:p>
     <w:p>
       <w:pPr>
